--- a/docx/ws2-clone.docx
+++ b/docx/ws2-clone.docx
@@ -1113,7 +1113,7 @@
           <w:sz w:val="22"/>
           <w:rtl/>
         </w:rPr>
-        <w:t xml:space="preserve">⏱ 15 دقيقة</w:t>
+        <w:t xml:space="preserve">★ 15 دقيقة</w:t>
       </w:r>
       <w:r>
         <w:rPr>
@@ -2035,7 +2035,7 @@
           <w:sz w:val="22"/>
           <w:rtl/>
         </w:rPr>
-        <w:t xml:space="preserve">⏱ 15 دقيقة</w:t>
+        <w:t xml:space="preserve">★ 15 دقيقة</w:t>
       </w:r>
       <w:r>
         <w:rPr>
@@ -3549,7 +3549,7 @@
           <w:sz w:val="22"/>
           <w:rtl/>
         </w:rPr>
-        <w:t xml:space="preserve">⏱ 15 دقيقة</w:t>
+        <w:t xml:space="preserve">★ 15 دقيقة</w:t>
       </w:r>
       <w:r>
         <w:rPr>
@@ -4469,7 +4469,7 @@
           <w:sz w:val="22"/>
           <w:rtl/>
         </w:rPr>
-        <w:t xml:space="preserve">⏱ 15 دقيقة</w:t>
+        <w:t xml:space="preserve">★ 15 دقيقة</w:t>
       </w:r>
       <w:r>
         <w:rPr>
@@ -5340,7 +5340,7 @@
           <w:sz w:val="22"/>
           <w:rtl/>
         </w:rPr>
-        <w:t xml:space="preserve">⏱ 15 دقيقة</w:t>
+        <w:t xml:space="preserve">★ 15 دقيقة</w:t>
       </w:r>
       <w:r>
         <w:rPr>

--- a/docx/ws2-clone.docx
+++ b/docx/ws2-clone.docx
@@ -1127,7 +1127,7 @@
           <w:sz w:val="22"/>
           <w:rtl/>
         </w:rPr>
-        <w:t xml:space="preserve">★ 15 نقطة</w:t>
+        <w:t xml:space="preserve">★ 10 نقطة</w:t>
       </w:r>
       <w:r>
         <w:rPr>
@@ -3563,7 +3563,7 @@
           <w:sz w:val="22"/>
           <w:rtl/>
         </w:rPr>
-        <w:t xml:space="preserve">★ 20 نقطة</w:t>
+        <w:t xml:space="preserve">★ 15 نقطة</w:t>
       </w:r>
       <w:r>
         <w:rPr>
@@ -4483,7 +4483,7 @@
           <w:sz w:val="22"/>
           <w:rtl/>
         </w:rPr>
-        <w:t xml:space="preserve">★ 20 نقطة</w:t>
+        <w:t xml:space="preserve">★ 15 نقطة</w:t>
       </w:r>
       <w:r>
         <w:rPr>

--- a/docx/ws2-clone.docx
+++ b/docx/ws2-clone.docx
@@ -2554,6 +2554,15 @@
         <w:tblStyle w:val="Table"/>
         <w:tblW w:type="auto" w:w="0"/>
         <w:tblLook w:firstRow="1" w:lastRow="0" w:firstColumn="0" w:lastColumn="0" w:noHBand="0" w:noVBand="0" w:val="0020"/>
+        <w:jc w:val="center"/>
+        <w:tblBorders>
+          <w:top w:val="single" w:sz="4" w:color="C9D3DE"/>
+          <w:left w:val="single" w:sz="4" w:color="C9D3DE"/>
+          <w:bottom w:val="single" w:sz="4" w:color="C9D3DE"/>
+          <w:right w:val="single" w:sz="4" w:color="C9D3DE"/>
+          <w:insideH w:val="single" w:sz="4" w:color="C9D3DE"/>
+          <w:insideV w:val="single" w:sz="4" w:color="C9D3DE"/>
+        </w:tblBorders>
         <w:bidiVisual/>
       </w:tblPr>
       <w:tblGrid>
@@ -2566,7 +2575,9 @@
           <w:tblHeader w:val="on"/>
         </w:trPr>
         <w:tc>
-          <w:tcPr/>
+          <w:tcPr>
+            <w:shd w:val="clear" w:color="auto" w:fill="1E3A5F"/>
+          </w:tcPr>
           <w:p>
             <w:pPr>
               <w:pStyle w:val="Compact"/>
@@ -2574,6 +2585,8 @@
             </w:pPr>
             <w:r>
               <w:rPr>
+                <w:b/>
+                <w:color w:val="FFFFFF"/>
                 <w:sz w:val="22"/>
                 <w:rtl/>
               </w:rPr>
@@ -2582,7 +2595,9 @@
           </w:p>
         </w:tc>
         <w:tc>
-          <w:tcPr/>
+          <w:tcPr>
+            <w:shd w:val="clear" w:color="auto" w:fill="1E3A5F"/>
+          </w:tcPr>
           <w:p>
             <w:pPr>
               <w:pStyle w:val="Compact"/>
@@ -2590,6 +2605,8 @@
             </w:pPr>
             <w:r>
               <w:rPr>
+                <w:b/>
+                <w:color w:val="FFFFFF"/>
                 <w:sz w:val="22"/>
                 <w:rtl/>
               </w:rPr>
@@ -2598,7 +2615,9 @@
           </w:p>
         </w:tc>
         <w:tc>
-          <w:tcPr/>
+          <w:tcPr>
+            <w:shd w:val="clear" w:color="auto" w:fill="1E3A5F"/>
+          </w:tcPr>
           <w:p>
             <w:pPr>
               <w:pStyle w:val="Compact"/>
@@ -2606,6 +2625,8 @@
             </w:pPr>
             <w:r>
               <w:rPr>
+                <w:b/>
+                <w:color w:val="FFFFFF"/>
                 <w:sz w:val="22"/>
                 <w:rtl/>
               </w:rPr>
@@ -2667,7 +2688,9 @@
       </w:tr>
       <w:tr>
         <w:tc>
-          <w:tcPr/>
+          <w:tcPr>
+            <w:shd w:val="clear" w:color="auto" w:fill="FAFCFE"/>
+          </w:tcPr>
           <w:p>
             <w:pPr>
               <w:pStyle w:val="Compact"/>
@@ -2684,7 +2707,9 @@
           </w:p>
         </w:tc>
         <w:tc>
-          <w:tcPr/>
+          <w:tcPr>
+            <w:shd w:val="clear" w:color="auto" w:fill="FAFCFE"/>
+          </w:tcPr>
           <w:p>
             <w:pPr>
               <w:pStyle w:val="Compact"/>
@@ -2700,7 +2725,9 @@
           </w:p>
         </w:tc>
         <w:tc>
-          <w:tcPr/>
+          <w:tcPr>
+            <w:shd w:val="clear" w:color="auto" w:fill="FAFCFE"/>
+          </w:tcPr>
           <w:p>
             <w:pPr>
               <w:pStyle w:val="Compact"/>
@@ -2769,7 +2796,9 @@
       </w:tr>
       <w:tr>
         <w:tc>
-          <w:tcPr/>
+          <w:tcPr>
+            <w:shd w:val="clear" w:color="auto" w:fill="FAFCFE"/>
+          </w:tcPr>
           <w:p>
             <w:pPr>
               <w:pStyle w:val="Compact"/>
@@ -2786,7 +2815,9 @@
           </w:p>
         </w:tc>
         <w:tc>
-          <w:tcPr/>
+          <w:tcPr>
+            <w:shd w:val="clear" w:color="auto" w:fill="FAFCFE"/>
+          </w:tcPr>
           <w:p>
             <w:pPr>
               <w:pStyle w:val="Compact"/>
@@ -2802,7 +2833,9 @@
           </w:p>
         </w:tc>
         <w:tc>
-          <w:tcPr/>
+          <w:tcPr>
+            <w:shd w:val="clear" w:color="auto" w:fill="FAFCFE"/>
+          </w:tcPr>
           <w:p>
             <w:pPr>
               <w:pStyle w:val="Compact"/>
@@ -2871,7 +2904,9 @@
       </w:tr>
       <w:tr>
         <w:tc>
-          <w:tcPr/>
+          <w:tcPr>
+            <w:shd w:val="clear" w:color="auto" w:fill="FAFCFE"/>
+          </w:tcPr>
           <w:p>
             <w:pPr>
               <w:pStyle w:val="Compact"/>
@@ -2888,7 +2923,9 @@
           </w:p>
         </w:tc>
         <w:tc>
-          <w:tcPr/>
+          <w:tcPr>
+            <w:shd w:val="clear" w:color="auto" w:fill="FAFCFE"/>
+          </w:tcPr>
           <w:p>
             <w:pPr>
               <w:pStyle w:val="Compact"/>
@@ -2904,7 +2941,9 @@
           </w:p>
         </w:tc>
         <w:tc>
-          <w:tcPr/>
+          <w:tcPr>
+            <w:shd w:val="clear" w:color="auto" w:fill="FAFCFE"/>
+          </w:tcPr>
           <w:p>
             <w:pPr>
               <w:pStyle w:val="Compact"/>
@@ -2973,7 +3012,9 @@
       </w:tr>
       <w:tr>
         <w:tc>
-          <w:tcPr/>
+          <w:tcPr>
+            <w:shd w:val="clear" w:color="auto" w:fill="FAFCFE"/>
+          </w:tcPr>
           <w:p>
             <w:pPr>
               <w:pStyle w:val="Compact"/>
@@ -2990,7 +3031,9 @@
           </w:p>
         </w:tc>
         <w:tc>
-          <w:tcPr/>
+          <w:tcPr>
+            <w:shd w:val="clear" w:color="auto" w:fill="FAFCFE"/>
+          </w:tcPr>
           <w:p>
             <w:pPr>
               <w:pStyle w:val="Compact"/>
@@ -3006,7 +3049,9 @@
           </w:p>
         </w:tc>
         <w:tc>
-          <w:tcPr/>
+          <w:tcPr>
+            <w:shd w:val="clear" w:color="auto" w:fill="FAFCFE"/>
+          </w:tcPr>
           <w:p>
             <w:pPr>
               <w:pStyle w:val="Compact"/>
@@ -4841,6 +4886,15 @@
         <w:tblStyle w:val="Table"/>
         <w:tblW w:type="auto" w:w="0"/>
         <w:tblLook w:firstRow="1" w:lastRow="0" w:firstColumn="0" w:lastColumn="0" w:noHBand="0" w:noVBand="0" w:val="0020"/>
+        <w:jc w:val="center"/>
+        <w:tblBorders>
+          <w:top w:val="single" w:sz="4" w:color="C9D3DE"/>
+          <w:left w:val="single" w:sz="4" w:color="C9D3DE"/>
+          <w:bottom w:val="single" w:sz="4" w:color="C9D3DE"/>
+          <w:right w:val="single" w:sz="4" w:color="C9D3DE"/>
+          <w:insideH w:val="single" w:sz="4" w:color="C9D3DE"/>
+          <w:insideV w:val="single" w:sz="4" w:color="C9D3DE"/>
+        </w:tblBorders>
         <w:bidiVisual/>
       </w:tblPr>
       <w:tblGrid>
@@ -4853,7 +4907,9 @@
           <w:tblHeader w:val="on"/>
         </w:trPr>
         <w:tc>
-          <w:tcPr/>
+          <w:tcPr>
+            <w:shd w:val="clear" w:color="auto" w:fill="1E3A5F"/>
+          </w:tcPr>
           <w:p>
             <w:pPr>
               <w:pStyle w:val="Compact"/>
@@ -4861,6 +4917,8 @@
             </w:pPr>
             <w:r>
               <w:rPr>
+                <w:b/>
+                <w:color w:val="FFFFFF"/>
                 <w:sz w:val="22"/>
                 <w:rtl/>
               </w:rPr>
@@ -4869,7 +4927,9 @@
           </w:p>
         </w:tc>
         <w:tc>
-          <w:tcPr/>
+          <w:tcPr>
+            <w:shd w:val="clear" w:color="auto" w:fill="1E3A5F"/>
+          </w:tcPr>
           <w:p>
             <w:pPr>
               <w:pStyle w:val="Compact"/>
@@ -4877,6 +4937,8 @@
             </w:pPr>
             <w:r>
               <w:rPr>
+                <w:b/>
+                <w:color w:val="FFFFFF"/>
                 <w:sz w:val="22"/>
                 <w:rtl/>
               </w:rPr>
@@ -4885,7 +4947,9 @@
           </w:p>
         </w:tc>
         <w:tc>
-          <w:tcPr/>
+          <w:tcPr>
+            <w:shd w:val="clear" w:color="auto" w:fill="1E3A5F"/>
+          </w:tcPr>
           <w:p>
             <w:pPr>
               <w:pStyle w:val="Compact"/>
@@ -4893,6 +4957,8 @@
             </w:pPr>
             <w:r>
               <w:rPr>
+                <w:b/>
+                <w:color w:val="FFFFFF"/>
                 <w:sz w:val="22"/>
                 <w:rtl/>
               </w:rPr>
@@ -4954,7 +5020,9 @@
       </w:tr>
       <w:tr>
         <w:tc>
-          <w:tcPr/>
+          <w:tcPr>
+            <w:shd w:val="clear" w:color="auto" w:fill="FAFCFE"/>
+          </w:tcPr>
           <w:p>
             <w:pPr>
               <w:pStyle w:val="Compact"/>
@@ -4971,7 +5039,9 @@
           </w:p>
         </w:tc>
         <w:tc>
-          <w:tcPr/>
+          <w:tcPr>
+            <w:shd w:val="clear" w:color="auto" w:fill="FAFCFE"/>
+          </w:tcPr>
           <w:p>
             <w:pPr>
               <w:pStyle w:val="Compact"/>
@@ -4987,7 +5057,9 @@
           </w:p>
         </w:tc>
         <w:tc>
-          <w:tcPr/>
+          <w:tcPr>
+            <w:shd w:val="clear" w:color="auto" w:fill="FAFCFE"/>
+          </w:tcPr>
           <w:p>
             <w:pPr>
               <w:pStyle w:val="Compact"/>
@@ -5056,7 +5128,9 @@
       </w:tr>
       <w:tr>
         <w:tc>
-          <w:tcPr/>
+          <w:tcPr>
+            <w:shd w:val="clear" w:color="auto" w:fill="FAFCFE"/>
+          </w:tcPr>
           <w:p>
             <w:pPr>
               <w:pStyle w:val="Compact"/>
@@ -5073,7 +5147,9 @@
           </w:p>
         </w:tc>
         <w:tc>
-          <w:tcPr/>
+          <w:tcPr>
+            <w:shd w:val="clear" w:color="auto" w:fill="FAFCFE"/>
+          </w:tcPr>
           <w:p>
             <w:pPr>
               <w:pStyle w:val="Compact"/>
@@ -5089,7 +5165,9 @@
           </w:p>
         </w:tc>
         <w:tc>
-          <w:tcPr/>
+          <w:tcPr>
+            <w:shd w:val="clear" w:color="auto" w:fill="FAFCFE"/>
+          </w:tcPr>
           <w:p>
             <w:pPr>
               <w:pStyle w:val="Compact"/>
@@ -6966,6 +7044,15 @@
         <w:tblStyle w:val="Table"/>
         <w:tblW w:type="auto" w:w="0"/>
         <w:tblLook w:firstRow="1" w:lastRow="0" w:firstColumn="0" w:lastColumn="0" w:noHBand="0" w:noVBand="0" w:val="0020"/>
+        <w:jc w:val="center"/>
+        <w:tblBorders>
+          <w:top w:val="single" w:sz="4" w:color="C9D3DE"/>
+          <w:left w:val="single" w:sz="4" w:color="C9D3DE"/>
+          <w:bottom w:val="single" w:sz="4" w:color="C9D3DE"/>
+          <w:right w:val="single" w:sz="4" w:color="C9D3DE"/>
+          <w:insideH w:val="single" w:sz="4" w:color="C9D3DE"/>
+          <w:insideV w:val="single" w:sz="4" w:color="C9D3DE"/>
+        </w:tblBorders>
         <w:bidiVisual/>
       </w:tblPr>
       <w:tblGrid>
@@ -6977,7 +7064,9 @@
           <w:tblHeader w:val="on"/>
         </w:trPr>
         <w:tc>
-          <w:tcPr/>
+          <w:tcPr>
+            <w:shd w:val="clear" w:color="auto" w:fill="1E3A5F"/>
+          </w:tcPr>
           <w:p>
             <w:pPr>
               <w:pStyle w:val="Compact"/>
@@ -6985,6 +7074,8 @@
             </w:pPr>
             <w:r>
               <w:rPr>
+                <w:b/>
+                <w:color w:val="FFFFFF"/>
                 <w:sz w:val="22"/>
                 <w:rtl/>
               </w:rPr>
@@ -6993,7 +7084,9 @@
           </w:p>
         </w:tc>
         <w:tc>
-          <w:tcPr/>
+          <w:tcPr>
+            <w:shd w:val="clear" w:color="auto" w:fill="1E3A5F"/>
+          </w:tcPr>
           <w:p>
             <w:pPr>
               <w:pStyle w:val="Compact"/>
@@ -7001,6 +7094,8 @@
             </w:pPr>
             <w:r>
               <w:rPr>
+                <w:b/>
+                <w:color w:val="FFFFFF"/>
                 <w:sz w:val="22"/>
                 <w:rtl/>
               </w:rPr>
@@ -7046,7 +7141,9 @@
       </w:tr>
       <w:tr>
         <w:tc>
-          <w:tcPr/>
+          <w:tcPr>
+            <w:shd w:val="clear" w:color="auto" w:fill="FAFCFE"/>
+          </w:tcPr>
           <w:p>
             <w:pPr>
               <w:pStyle w:val="Compact"/>
@@ -7062,7 +7159,9 @@
           </w:p>
         </w:tc>
         <w:tc>
-          <w:tcPr/>
+          <w:tcPr>
+            <w:shd w:val="clear" w:color="auto" w:fill="FAFCFE"/>
+          </w:tcPr>
           <w:p>
             <w:pPr>
               <w:pStyle w:val="Compact"/>
@@ -7114,7 +7213,9 @@
       </w:tr>
       <w:tr>
         <w:tc>
-          <w:tcPr/>
+          <w:tcPr>
+            <w:shd w:val="clear" w:color="auto" w:fill="FAFCFE"/>
+          </w:tcPr>
           <w:p>
             <w:pPr>
               <w:pStyle w:val="Compact"/>
@@ -7130,7 +7231,9 @@
           </w:p>
         </w:tc>
         <w:tc>
-          <w:tcPr/>
+          <w:tcPr>
+            <w:shd w:val="clear" w:color="auto" w:fill="FAFCFE"/>
+          </w:tcPr>
           <w:p>
             <w:pPr>
               <w:pStyle w:val="Compact"/>
